--- a/10moSemestre/Redaccion/ResumenInformeTecnico.docx
+++ b/10moSemestre/Redaccion/ResumenInformeTecnico.docx
@@ -159,13 +159,7 @@
           <w:lang w:val="es-ES"/>
         </w:rPr>
         <w:tab/>
-        <w:t xml:space="preserve">Deben incluirse citas bibliográficas </w:t>
-      </w:r>
-      <w:r>
-        <w:rPr>
-          <w:lang w:val="es-ES"/>
-        </w:rPr>
-        <w:t>(Apellido, año)</w:t>
+        <w:t>Deben incluirse citas bibliográficas (Apellido, año)</w:t>
       </w:r>
     </w:p>
     <w:p>
@@ -272,7 +266,6 @@
           <w:top w:val="single" w:sz="6" w:space="1" w:color="auto"/>
           <w:bottom w:val="single" w:sz="6" w:space="1" w:color="auto"/>
         </w:pBdr>
-        <w:ind w:firstLine="708"/>
         <w:rPr>
           <w:lang w:val="es-ES"/>
         </w:rPr>
@@ -283,6 +276,693 @@
         </w:rPr>
         <w:t>Incluir 2 gráficos</w:t>
       </w:r>
+      <w:r>
+        <w:rPr>
+          <w:lang w:val="es-ES"/>
+        </w:rPr>
+        <w:br/>
+      </w:r>
+    </w:p>
+    <w:p>
+      <w:pPr>
+        <w:rPr>
+          <w:lang w:val="es-ES"/>
+        </w:rPr>
+      </w:pPr>
+      <w:r>
+        <w:rPr>
+          <w:lang w:val="es-ES"/>
+        </w:rPr>
+        <w:br w:type="page"/>
+      </w:r>
+    </w:p>
+    <w:p>
+      <w:pPr>
+        <w:pBdr>
+          <w:top w:val="single" w:sz="6" w:space="1" w:color="auto"/>
+          <w:bottom w:val="single" w:sz="6" w:space="1" w:color="auto"/>
+        </w:pBdr>
+        <w:rPr>
+          <w:lang w:val="es-ES"/>
+        </w:rPr>
+      </w:pPr>
+    </w:p>
+    <w:p>
+      <w:pPr>
+        <w:pBdr>
+          <w:top w:val="single" w:sz="6" w:space="1" w:color="auto"/>
+          <w:bottom w:val="single" w:sz="6" w:space="1" w:color="auto"/>
+        </w:pBdr>
+        <w:rPr>
+          <w:lang w:val="es-ES"/>
+        </w:rPr>
+      </w:pPr>
+      <w:r>
+        <w:rPr>
+          <w:lang w:val="es-ES"/>
+        </w:rPr>
+        <w:t xml:space="preserve">Me ayudas a estructurarlo, sabiendo que debo hablar de un enfoque </w:t>
+      </w:r>
+      <w:proofErr w:type="spellStart"/>
+      <w:r>
+        <w:rPr>
+          <w:lang w:val="es-ES"/>
+        </w:rPr>
+        <w:t>tecnologico</w:t>
+      </w:r>
+      <w:proofErr w:type="spellEnd"/>
+      <w:r>
+        <w:rPr>
+          <w:lang w:val="es-ES"/>
+        </w:rPr>
+        <w:t xml:space="preserve">? hablar de las </w:t>
+      </w:r>
+      <w:proofErr w:type="spellStart"/>
+      <w:r>
+        <w:rPr>
+          <w:lang w:val="es-ES"/>
+        </w:rPr>
+        <w:t>tecnologias</w:t>
+      </w:r>
+      <w:proofErr w:type="spellEnd"/>
+      <w:r>
+        <w:rPr>
+          <w:lang w:val="es-ES"/>
+        </w:rPr>
+        <w:t xml:space="preserve"> en </w:t>
+      </w:r>
+      <w:proofErr w:type="spellStart"/>
+      <w:r>
+        <w:rPr>
+          <w:lang w:val="es-ES"/>
+        </w:rPr>
+        <w:t>si</w:t>
+      </w:r>
+      <w:proofErr w:type="spellEnd"/>
+      <w:r>
+        <w:rPr>
+          <w:lang w:val="es-ES"/>
+        </w:rPr>
+        <w:t xml:space="preserve">. Formo parte de un grupo y mis compañeros se encargan de los enfoques social, </w:t>
+      </w:r>
+      <w:proofErr w:type="spellStart"/>
+      <w:r>
+        <w:rPr>
+          <w:lang w:val="es-ES"/>
+        </w:rPr>
+        <w:t>economico</w:t>
+      </w:r>
+      <w:proofErr w:type="spellEnd"/>
+      <w:r>
+        <w:rPr>
+          <w:lang w:val="es-ES"/>
+        </w:rPr>
+        <w:t xml:space="preserve">, ambiental y </w:t>
+      </w:r>
+      <w:proofErr w:type="spellStart"/>
+      <w:r>
+        <w:rPr>
+          <w:lang w:val="es-ES"/>
+        </w:rPr>
+        <w:t>politico</w:t>
+      </w:r>
+      <w:proofErr w:type="spellEnd"/>
+      <w:r>
+        <w:rPr>
+          <w:lang w:val="es-ES"/>
+        </w:rPr>
+        <w:t>/legal.</w:t>
+      </w:r>
+    </w:p>
+    <w:p>
+      <w:pPr>
+        <w:pBdr>
+          <w:top w:val="single" w:sz="6" w:space="1" w:color="auto"/>
+          <w:bottom w:val="single" w:sz="6" w:space="1" w:color="auto"/>
+        </w:pBdr>
+        <w:rPr>
+          <w:lang w:val="es-ES"/>
+        </w:rPr>
+      </w:pPr>
+      <w:r>
+        <w:rPr>
+          <w:lang w:val="es-ES"/>
+        </w:rPr>
+        <w:t xml:space="preserve">Mi tarea es investigar sobre las </w:t>
+      </w:r>
+      <w:proofErr w:type="spellStart"/>
+      <w:r>
+        <w:rPr>
+          <w:lang w:val="es-ES"/>
+        </w:rPr>
+        <w:t>tecnologias</w:t>
+      </w:r>
+      <w:proofErr w:type="spellEnd"/>
+      <w:r>
+        <w:rPr>
+          <w:lang w:val="es-ES"/>
+        </w:rPr>
+        <w:t xml:space="preserve"> de </w:t>
+      </w:r>
+      <w:proofErr w:type="spellStart"/>
+      <w:r>
+        <w:rPr>
+          <w:lang w:val="es-ES"/>
+        </w:rPr>
+        <w:t>extraccion</w:t>
+      </w:r>
+      <w:proofErr w:type="spellEnd"/>
+      <w:r>
+        <w:rPr>
+          <w:lang w:val="es-ES"/>
+        </w:rPr>
+        <w:t xml:space="preserve">, ventajas y desventajas, y su posible </w:t>
+      </w:r>
+      <w:proofErr w:type="spellStart"/>
+      <w:r>
+        <w:rPr>
+          <w:lang w:val="es-ES"/>
+        </w:rPr>
+        <w:t>implementacion</w:t>
+      </w:r>
+      <w:proofErr w:type="spellEnd"/>
+      <w:r>
+        <w:rPr>
+          <w:lang w:val="es-ES"/>
+        </w:rPr>
+        <w:t xml:space="preserve"> en argentina. Voy a usar la tabla (image.png) que te envié como guía, y podes usar para una </w:t>
+      </w:r>
+      <w:proofErr w:type="spellStart"/>
+      <w:r>
+        <w:rPr>
+          <w:lang w:val="es-ES"/>
+        </w:rPr>
+        <w:t>introduccion</w:t>
+      </w:r>
+      <w:proofErr w:type="spellEnd"/>
+      <w:r>
+        <w:rPr>
+          <w:lang w:val="es-ES"/>
+        </w:rPr>
+        <w:t xml:space="preserve"> </w:t>
+      </w:r>
+      <w:proofErr w:type="spellStart"/>
+      <w:r>
+        <w:rPr>
+          <w:lang w:val="es-ES"/>
+        </w:rPr>
+        <w:t>refereciar</w:t>
+      </w:r>
+      <w:proofErr w:type="spellEnd"/>
+      <w:r>
+        <w:rPr>
+          <w:lang w:val="es-ES"/>
+        </w:rPr>
+        <w:t xml:space="preserve"> una imagen que tengo sobre la perspectiva de la cantidad de litio que será utilizado hasta el año 2030 (sube de forma exponencial hasta ese año principalmente por el aumento del uso de </w:t>
+      </w:r>
+      <w:proofErr w:type="spellStart"/>
+      <w:r>
+        <w:rPr>
+          <w:lang w:val="es-ES"/>
+        </w:rPr>
+        <w:t>vehiculos</w:t>
+      </w:r>
+      <w:proofErr w:type="spellEnd"/>
+      <w:r>
+        <w:rPr>
+          <w:lang w:val="es-ES"/>
+        </w:rPr>
+        <w:t xml:space="preserve"> </w:t>
+      </w:r>
+      <w:proofErr w:type="spellStart"/>
+      <w:r>
+        <w:rPr>
+          <w:lang w:val="es-ES"/>
+        </w:rPr>
+        <w:t>electricos</w:t>
+      </w:r>
+      <w:proofErr w:type="spellEnd"/>
+      <w:r>
+        <w:rPr>
+          <w:lang w:val="es-ES"/>
+        </w:rPr>
+        <w:t>. Mis objetivos son estos:</w:t>
+      </w:r>
+    </w:p>
+    <w:p>
+      <w:pPr>
+        <w:pBdr>
+          <w:top w:val="single" w:sz="6" w:space="1" w:color="auto"/>
+          <w:bottom w:val="single" w:sz="6" w:space="1" w:color="auto"/>
+        </w:pBdr>
+        <w:rPr>
+          <w:lang w:val="es-ES"/>
+        </w:rPr>
+      </w:pPr>
+      <w:r>
+        <w:rPr>
+          <w:lang w:val="es-ES"/>
+        </w:rPr>
+        <w:t xml:space="preserve">• Identificar las tecnologías actuales de extracción y procesamiento de litio en argentina. </w:t>
+      </w:r>
+    </w:p>
+    <w:p>
+      <w:pPr>
+        <w:pBdr>
+          <w:top w:val="single" w:sz="6" w:space="1" w:color="auto"/>
+          <w:bottom w:val="single" w:sz="6" w:space="1" w:color="auto"/>
+        </w:pBdr>
+        <w:rPr>
+          <w:lang w:val="es-ES"/>
+        </w:rPr>
+      </w:pPr>
+      <w:r>
+        <w:rPr>
+          <w:lang w:val="es-ES"/>
+        </w:rPr>
+        <w:t xml:space="preserve">• Investigar alternativas tecnológicas para reducir los efectos ambientales negativos. </w:t>
+      </w:r>
+    </w:p>
+    <w:p>
+      <w:pPr>
+        <w:pBdr>
+          <w:top w:val="single" w:sz="6" w:space="1" w:color="auto"/>
+          <w:bottom w:val="single" w:sz="6" w:space="1" w:color="auto"/>
+        </w:pBdr>
+        <w:rPr>
+          <w:lang w:val="es-ES"/>
+        </w:rPr>
+      </w:pPr>
+      <w:r>
+        <w:rPr>
+          <w:lang w:val="es-ES"/>
+        </w:rPr>
+        <w:t xml:space="preserve">• Evaluar el potencial de aplicación de estas tecnologías en Argentina. </w:t>
+      </w:r>
+    </w:p>
+    <w:p>
+      <w:pPr>
+        <w:pBdr>
+          <w:top w:val="single" w:sz="6" w:space="1" w:color="auto"/>
+          <w:bottom w:val="single" w:sz="6" w:space="1" w:color="auto"/>
+        </w:pBdr>
+        <w:rPr>
+          <w:lang w:val="es-ES"/>
+        </w:rPr>
+      </w:pPr>
+    </w:p>
+    <w:p>
+      <w:pPr>
+        <w:pBdr>
+          <w:top w:val="single" w:sz="6" w:space="1" w:color="auto"/>
+          <w:bottom w:val="single" w:sz="6" w:space="1" w:color="auto"/>
+        </w:pBdr>
+        <w:rPr>
+          <w:lang w:val="es-ES"/>
+        </w:rPr>
+      </w:pPr>
+      <w:r>
+        <w:rPr>
+          <w:lang w:val="es-ES"/>
+        </w:rPr>
+        <w:t xml:space="preserve">El texto tiene que estar orientado principalmente para explorar estos objetivos. </w:t>
+      </w:r>
+      <w:proofErr w:type="spellStart"/>
+      <w:r>
+        <w:rPr>
+          <w:lang w:val="es-ES"/>
+        </w:rPr>
+        <w:t>Tambien</w:t>
+      </w:r>
+      <w:proofErr w:type="spellEnd"/>
+      <w:r>
+        <w:rPr>
+          <w:lang w:val="es-ES"/>
+        </w:rPr>
+        <w:t xml:space="preserve"> se pueden mencionar otro tipo de </w:t>
+      </w:r>
+      <w:proofErr w:type="spellStart"/>
+      <w:r>
+        <w:rPr>
+          <w:lang w:val="es-ES"/>
+        </w:rPr>
+        <w:t>tecnologias</w:t>
+      </w:r>
+      <w:proofErr w:type="spellEnd"/>
+      <w:r>
+        <w:rPr>
+          <w:lang w:val="es-ES"/>
+        </w:rPr>
+        <w:t xml:space="preserve"> nuevas que puedan ayudar como el desarrollo de </w:t>
+      </w:r>
+      <w:proofErr w:type="spellStart"/>
+      <w:r>
+        <w:rPr>
+          <w:lang w:val="es-ES"/>
+        </w:rPr>
+        <w:t>baterias</w:t>
+      </w:r>
+      <w:proofErr w:type="spellEnd"/>
+      <w:r>
+        <w:rPr>
+          <w:lang w:val="es-ES"/>
+        </w:rPr>
+        <w:t xml:space="preserve"> alternativas, te mando un lista de 10 ideas que </w:t>
+      </w:r>
+      <w:proofErr w:type="spellStart"/>
+      <w:r>
+        <w:rPr>
+          <w:lang w:val="es-ES"/>
+        </w:rPr>
+        <w:t>podrias</w:t>
+      </w:r>
+      <w:proofErr w:type="spellEnd"/>
+      <w:r>
+        <w:rPr>
+          <w:lang w:val="es-ES"/>
+        </w:rPr>
+        <w:t xml:space="preserve"> incluir en el desarrollo en orden de prioridad, </w:t>
+      </w:r>
+      <w:proofErr w:type="spellStart"/>
+      <w:r>
+        <w:rPr>
+          <w:lang w:val="es-ES"/>
+        </w:rPr>
+        <w:t>separandolar</w:t>
+      </w:r>
+      <w:proofErr w:type="spellEnd"/>
+      <w:r>
+        <w:rPr>
+          <w:lang w:val="es-ES"/>
+        </w:rPr>
+        <w:t xml:space="preserve"> por prioridad y que nivel de importancia tienen:</w:t>
+      </w:r>
+    </w:p>
+    <w:p>
+      <w:pPr>
+        <w:pBdr>
+          <w:top w:val="single" w:sz="6" w:space="1" w:color="auto"/>
+          <w:bottom w:val="single" w:sz="6" w:space="1" w:color="auto"/>
+        </w:pBdr>
+        <w:rPr>
+          <w:lang w:val="es-ES"/>
+        </w:rPr>
+      </w:pPr>
+    </w:p>
+    <w:p>
+      <w:pPr>
+        <w:pBdr>
+          <w:top w:val="single" w:sz="6" w:space="1" w:color="auto"/>
+          <w:bottom w:val="single" w:sz="6" w:space="1" w:color="auto"/>
+        </w:pBdr>
+        <w:rPr>
+          <w:lang w:val="es-ES"/>
+        </w:rPr>
+      </w:pPr>
+      <w:r>
+        <w:rPr>
+          <w:lang w:val="es-ES"/>
+        </w:rPr>
+        <w:t xml:space="preserve">PRIORIDAD 1 (Desarrollar si o </w:t>
+      </w:r>
+      <w:proofErr w:type="spellStart"/>
+      <w:r>
+        <w:rPr>
+          <w:lang w:val="es-ES"/>
+        </w:rPr>
+        <w:t>si</w:t>
+      </w:r>
+      <w:proofErr w:type="spellEnd"/>
+      <w:r>
+        <w:rPr>
+          <w:lang w:val="es-ES"/>
+        </w:rPr>
+        <w:t>):</w:t>
+      </w:r>
+    </w:p>
+    <w:p>
+      <w:pPr>
+        <w:pBdr>
+          <w:top w:val="single" w:sz="6" w:space="1" w:color="auto"/>
+          <w:bottom w:val="single" w:sz="6" w:space="1" w:color="auto"/>
+        </w:pBdr>
+        <w:rPr>
+          <w:lang w:val="es-ES"/>
+        </w:rPr>
+      </w:pPr>
+      <w:r>
+        <w:rPr>
+          <w:lang w:val="es-ES"/>
+        </w:rPr>
+        <w:t xml:space="preserve">Tecnologías actuales de extracción de litio en Argentina. </w:t>
+      </w:r>
+    </w:p>
+    <w:p>
+      <w:pPr>
+        <w:pBdr>
+          <w:top w:val="single" w:sz="6" w:space="1" w:color="auto"/>
+          <w:bottom w:val="single" w:sz="6" w:space="1" w:color="auto"/>
+        </w:pBdr>
+        <w:rPr>
+          <w:lang w:val="es-ES"/>
+        </w:rPr>
+      </w:pPr>
+      <w:r>
+        <w:rPr>
+          <w:lang w:val="es-ES"/>
+        </w:rPr>
+        <w:t xml:space="preserve">Eficiencia y limitaciones de las tecnologías existentes. </w:t>
+      </w:r>
+    </w:p>
+    <w:p>
+      <w:pPr>
+        <w:pBdr>
+          <w:top w:val="single" w:sz="6" w:space="1" w:color="auto"/>
+          <w:bottom w:val="single" w:sz="6" w:space="1" w:color="auto"/>
+        </w:pBdr>
+        <w:rPr>
+          <w:lang w:val="es-ES"/>
+        </w:rPr>
+      </w:pPr>
+      <w:r>
+        <w:rPr>
+          <w:lang w:val="es-ES"/>
+        </w:rPr>
+        <w:t xml:space="preserve">Innovaciones en extracción de litio. </w:t>
+      </w:r>
+    </w:p>
+    <w:p>
+      <w:pPr>
+        <w:pBdr>
+          <w:top w:val="single" w:sz="6" w:space="1" w:color="auto"/>
+          <w:bottom w:val="single" w:sz="6" w:space="1" w:color="auto"/>
+        </w:pBdr>
+        <w:rPr>
+          <w:lang w:val="es-ES"/>
+        </w:rPr>
+      </w:pPr>
+      <w:r>
+        <w:rPr>
+          <w:lang w:val="es-ES"/>
+        </w:rPr>
+        <w:t>PRIORIDAD 2 (Desarrollar si se puede):</w:t>
+      </w:r>
+    </w:p>
+    <w:p>
+      <w:pPr>
+        <w:pBdr>
+          <w:top w:val="single" w:sz="6" w:space="1" w:color="auto"/>
+          <w:bottom w:val="single" w:sz="6" w:space="1" w:color="auto"/>
+        </w:pBdr>
+        <w:rPr>
+          <w:lang w:val="es-ES"/>
+        </w:rPr>
+      </w:pPr>
+      <w:r>
+        <w:rPr>
+          <w:lang w:val="es-ES"/>
+        </w:rPr>
+        <w:t xml:space="preserve">Tecnologías de reducción de consumo de agua en la minería de litio. </w:t>
+      </w:r>
+    </w:p>
+    <w:p>
+      <w:pPr>
+        <w:pBdr>
+          <w:top w:val="single" w:sz="6" w:space="1" w:color="auto"/>
+          <w:bottom w:val="single" w:sz="6" w:space="1" w:color="auto"/>
+        </w:pBdr>
+        <w:rPr>
+          <w:lang w:val="es-ES"/>
+        </w:rPr>
+      </w:pPr>
+      <w:r>
+        <w:rPr>
+          <w:lang w:val="es-ES"/>
+        </w:rPr>
+        <w:t xml:space="preserve">Desarrollo de baterías alternativas. </w:t>
+      </w:r>
+    </w:p>
+    <w:p>
+      <w:pPr>
+        <w:pBdr>
+          <w:top w:val="single" w:sz="6" w:space="1" w:color="auto"/>
+          <w:bottom w:val="single" w:sz="6" w:space="1" w:color="auto"/>
+        </w:pBdr>
+        <w:rPr>
+          <w:lang w:val="es-ES"/>
+        </w:rPr>
+      </w:pPr>
+      <w:r>
+        <w:rPr>
+          <w:lang w:val="es-ES"/>
+        </w:rPr>
+        <w:t>PRIORIDAD 3 (Desarrollar si está quedando corto el texto):</w:t>
+      </w:r>
+    </w:p>
+    <w:p>
+      <w:pPr>
+        <w:pBdr>
+          <w:top w:val="single" w:sz="6" w:space="1" w:color="auto"/>
+          <w:bottom w:val="single" w:sz="6" w:space="1" w:color="auto"/>
+        </w:pBdr>
+        <w:rPr>
+          <w:lang w:val="es-ES"/>
+        </w:rPr>
+      </w:pPr>
+      <w:r>
+        <w:rPr>
+          <w:lang w:val="es-ES"/>
+        </w:rPr>
+        <w:t xml:space="preserve">Sistemas de monitoreo y control ambiental mediante sensores. </w:t>
+      </w:r>
+    </w:p>
+    <w:p>
+      <w:pPr>
+        <w:pBdr>
+          <w:top w:val="single" w:sz="6" w:space="1" w:color="auto"/>
+          <w:bottom w:val="single" w:sz="6" w:space="1" w:color="auto"/>
+        </w:pBdr>
+        <w:rPr>
+          <w:lang w:val="es-ES"/>
+        </w:rPr>
+      </w:pPr>
+      <w:r>
+        <w:rPr>
+          <w:lang w:val="es-ES"/>
+        </w:rPr>
+        <w:t xml:space="preserve">Procesos de refinamiento y purificación del litio. </w:t>
+      </w:r>
+    </w:p>
+    <w:p>
+      <w:pPr>
+        <w:pBdr>
+          <w:top w:val="single" w:sz="6" w:space="1" w:color="auto"/>
+          <w:bottom w:val="single" w:sz="6" w:space="1" w:color="auto"/>
+        </w:pBdr>
+        <w:rPr>
+          <w:lang w:val="es-ES"/>
+        </w:rPr>
+      </w:pPr>
+      <w:r>
+        <w:rPr>
+          <w:lang w:val="es-ES"/>
+        </w:rPr>
+        <w:lastRenderedPageBreak/>
+        <w:t>PRIORIDAD 4 (No es necesario desarrollar, capaz se puede mencionar pero no obligatoriamente):</w:t>
+      </w:r>
+    </w:p>
+    <w:p>
+      <w:pPr>
+        <w:pBdr>
+          <w:top w:val="single" w:sz="6" w:space="1" w:color="auto"/>
+          <w:bottom w:val="single" w:sz="6" w:space="1" w:color="auto"/>
+        </w:pBdr>
+        <w:rPr>
+          <w:lang w:val="es-ES"/>
+        </w:rPr>
+      </w:pPr>
+      <w:r>
+        <w:rPr>
+          <w:lang w:val="es-ES"/>
+        </w:rPr>
+        <w:t xml:space="preserve">Automatización y digitalización en la minería </w:t>
+      </w:r>
+    </w:p>
+    <w:p>
+      <w:pPr>
+        <w:pBdr>
+          <w:top w:val="single" w:sz="6" w:space="1" w:color="auto"/>
+          <w:bottom w:val="single" w:sz="6" w:space="1" w:color="auto"/>
+        </w:pBdr>
+        <w:rPr>
+          <w:lang w:val="es-ES"/>
+        </w:rPr>
+      </w:pPr>
+      <w:r>
+        <w:rPr>
+          <w:lang w:val="es-ES"/>
+        </w:rPr>
+        <w:t>Uso de simulaciones para predecir el impacto de la minería.</w:t>
+      </w:r>
+    </w:p>
+    <w:p>
+      <w:pPr>
+        <w:pBdr>
+          <w:top w:val="single" w:sz="6" w:space="1" w:color="auto"/>
+          <w:bottom w:val="single" w:sz="6" w:space="1" w:color="auto"/>
+        </w:pBdr>
+        <w:rPr>
+          <w:lang w:val="es-ES"/>
+        </w:rPr>
+      </w:pPr>
+      <w:r>
+        <w:rPr>
+          <w:lang w:val="es-ES"/>
+        </w:rPr>
+        <w:t xml:space="preserve">PRIORIDAD 5 (Solo como </w:t>
+      </w:r>
+      <w:proofErr w:type="spellStart"/>
+      <w:r>
+        <w:rPr>
+          <w:lang w:val="es-ES"/>
+        </w:rPr>
+        <w:t>ultimo</w:t>
+      </w:r>
+      <w:proofErr w:type="spellEnd"/>
+      <w:r>
+        <w:rPr>
+          <w:lang w:val="es-ES"/>
+        </w:rPr>
+        <w:t xml:space="preserve"> recurso):</w:t>
+      </w:r>
+    </w:p>
+    <w:p>
+      <w:pPr>
+        <w:pBdr>
+          <w:top w:val="single" w:sz="6" w:space="1" w:color="auto"/>
+          <w:bottom w:val="single" w:sz="6" w:space="1" w:color="auto"/>
+        </w:pBdr>
+        <w:rPr>
+          <w:lang w:val="es-ES"/>
+        </w:rPr>
+      </w:pPr>
+      <w:r>
+        <w:rPr>
+          <w:lang w:val="es-ES"/>
+        </w:rPr>
+        <w:t>Procesos de reciclaje y reutilización de baterías de litio.</w:t>
+      </w:r>
+    </w:p>
+    <w:p>
+      <w:pPr>
+        <w:pBdr>
+          <w:top w:val="single" w:sz="6" w:space="1" w:color="auto"/>
+          <w:bottom w:val="single" w:sz="6" w:space="1" w:color="auto"/>
+        </w:pBdr>
+        <w:rPr>
+          <w:lang w:val="es-ES"/>
+        </w:rPr>
+      </w:pPr>
     </w:p>
     <w:p>
       <w:pPr>
@@ -373,7 +1053,6 @@
         <w:rPr>
           <w:lang w:val="es-ES"/>
         </w:rPr>
-        <w:lastRenderedPageBreak/>
         <w:tab/>
         <w:t>Se expone la visión critica sobre el tema desarrollado (lenguaje impersonal)</w:t>
       </w:r>
@@ -389,13 +1068,7 @@
           <w:lang w:val="es-ES"/>
         </w:rPr>
         <w:tab/>
-        <w:t>C</w:t>
-      </w:r>
-      <w:r>
-        <w:rPr>
-          <w:lang w:val="es-ES"/>
-        </w:rPr>
-        <w:t>itas bibliográficas (Apellido, año)</w:t>
+        <w:t>Citas bibliográficas (Apellido, año)</w:t>
       </w:r>
     </w:p>
     <w:p>
@@ -467,21 +1140,7 @@
           <w:lang w:val="es-ES"/>
         </w:rPr>
         <w:tab/>
-        <w:t xml:space="preserve">Puede incluir ideas o proyecciones para próximo </w:t>
-      </w:r>
-      <w:proofErr w:type="gramStart"/>
-      <w:r>
-        <w:rPr>
-          <w:lang w:val="es-ES"/>
-        </w:rPr>
-        <w:t>trabajo</w:t>
-      </w:r>
-      <w:proofErr w:type="gramEnd"/>
-      <w:r>
-        <w:rPr>
-          <w:lang w:val="es-ES"/>
-        </w:rPr>
-        <w:t xml:space="preserve"> pero no se desarrollan. Puede plantear nuevas hipótesis de trabajo.</w:t>
+        <w:t>Puede incluir ideas o proyecciones para próximo trabajo pero no se desarrollan. Puede plantear nuevas hipótesis de trabajo.</w:t>
       </w:r>
     </w:p>
     <w:p>
@@ -623,6 +1282,189 @@
     </w:sectPr>
   </w:body>
 </w:document>
+</file>
+
+<file path=word/numbering.xml><?xml version="1.0" encoding="utf-8"?>
+<w:numbering xmlns:wpc="http://schemas.microsoft.com/office/word/2010/wordprocessingCanvas" xmlns:cx="http://schemas.microsoft.com/office/drawing/2014/chartex" xmlns:cx1="http://schemas.microsoft.com/office/drawing/2015/9/8/chartex" xmlns:cx2="http://schemas.microsoft.com/office/drawing/2015/10/21/chartex" xmlns:cx3="http://schemas.microsoft.com/office/drawing/2016/5/9/chartex" xmlns:cx4="http://schemas.microsoft.com/office/drawing/2016/5/10/chartex" xmlns:cx5="http://schemas.microsoft.com/office/drawing/2016/5/11/chartex" xmlns:cx6="http://schemas.microsoft.com/office/drawing/2016/5/12/chartex" xmlns:cx7="http://schemas.microsoft.com/office/drawing/2016/5/13/chartex" xmlns:cx8="http://schemas.microsoft.com/office/drawing/2016/5/14/chartex" xmlns:mc="http://schemas.openxmlformats.org/markup-compatibility/2006" xmlns:aink="http://schemas.microsoft.com/office/drawing/2016/ink" xmlns:am3d="http://schemas.microsoft.com/office/drawing/2017/model3d" xmlns:o="urn:schemas-microsoft-com:office:office" xmlns:oel="http://schemas.microsoft.com/office/2019/extlst" xmlns:r="http://schemas.openxmlformats.org/officeDocument/2006/relationships" xmlns:m="http://schemas.openxmlformats.org/officeDocument/2006/math" xmlns:v="urn:schemas-microsoft-com:vml" xmlns:wp14="http://schemas.microsoft.com/office/word/2010/wordprocessingDrawing" xmlns:wp="http://schemas.openxmlformats.org/drawingml/2006/wordprocessingDrawing" xmlns:w10="urn:schemas-microsoft-com:office:word" xmlns:w="http://schemas.openxmlformats.org/wordprocessingml/2006/main" xmlns:w14="http://schemas.microsoft.com/office/word/2010/wordml" xmlns:w15="http://schemas.microsoft.com/office/word/2012/wordml" xmlns:w16cex="http://schemas.microsoft.com/office/word/2018/wordml/cex" xmlns:w16cid="http://schemas.microsoft.com/office/word/2016/wordml/cid" xmlns:w16="http://schemas.microsoft.com/office/word/2018/wordml" xmlns:w16du="http://schemas.microsoft.com/office/word/2023/wordml/word16du" xmlns:w16sdtdh="http://schemas.microsoft.com/office/word/2020/wordml/sdtdatahash" xmlns:w16sdtfl="http://schemas.microsoft.com/office/word/2024/wordml/sdtformatlock" xmlns:w16se="http://schemas.microsoft.com/office/word/2015/wordml/symex" xmlns:wpg="http://schemas.microsoft.com/office/word/2010/wordprocessingGroup" xmlns:wpi="http://schemas.microsoft.com/office/word/2010/wordprocessingInk" xmlns:wne="http://schemas.microsoft.com/office/word/2006/wordml" xmlns:wps="http://schemas.microsoft.com/office/word/2010/wordprocessingShape" mc:Ignorable="w14 w15 w16se w16cid w16 w16cex w16sdtdh w16sdtfl w16du wp14">
+  <w:abstractNum w:abstractNumId="0" w15:restartNumberingAfterBreak="0">
+    <w:nsid w:val="04B6673B"/>
+    <w:multiLevelType w:val="hybridMultilevel"/>
+    <w:tmpl w:val="2D66F7B4"/>
+    <w:lvl w:ilvl="0" w:tplc="2C0A000F">
+      <w:start w:val="1"/>
+      <w:numFmt w:val="decimal"/>
+      <w:lvlText w:val="%1."/>
+      <w:lvlJc w:val="left"/>
+      <w:pPr>
+        <w:ind w:left="1428" w:hanging="360"/>
+      </w:pPr>
+    </w:lvl>
+    <w:lvl w:ilvl="1" w:tplc="2C0A0019" w:tentative="1">
+      <w:start w:val="1"/>
+      <w:numFmt w:val="lowerLetter"/>
+      <w:lvlText w:val="%2."/>
+      <w:lvlJc w:val="left"/>
+      <w:pPr>
+        <w:ind w:left="2148" w:hanging="360"/>
+      </w:pPr>
+    </w:lvl>
+    <w:lvl w:ilvl="2" w:tplc="2C0A001B" w:tentative="1">
+      <w:start w:val="1"/>
+      <w:numFmt w:val="lowerRoman"/>
+      <w:lvlText w:val="%3."/>
+      <w:lvlJc w:val="right"/>
+      <w:pPr>
+        <w:ind w:left="2868" w:hanging="180"/>
+      </w:pPr>
+    </w:lvl>
+    <w:lvl w:ilvl="3" w:tplc="2C0A000F" w:tentative="1">
+      <w:start w:val="1"/>
+      <w:numFmt w:val="decimal"/>
+      <w:lvlText w:val="%4."/>
+      <w:lvlJc w:val="left"/>
+      <w:pPr>
+        <w:ind w:left="3588" w:hanging="360"/>
+      </w:pPr>
+    </w:lvl>
+    <w:lvl w:ilvl="4" w:tplc="2C0A0019" w:tentative="1">
+      <w:start w:val="1"/>
+      <w:numFmt w:val="lowerLetter"/>
+      <w:lvlText w:val="%5."/>
+      <w:lvlJc w:val="left"/>
+      <w:pPr>
+        <w:ind w:left="4308" w:hanging="360"/>
+      </w:pPr>
+    </w:lvl>
+    <w:lvl w:ilvl="5" w:tplc="2C0A001B" w:tentative="1">
+      <w:start w:val="1"/>
+      <w:numFmt w:val="lowerRoman"/>
+      <w:lvlText w:val="%6."/>
+      <w:lvlJc w:val="right"/>
+      <w:pPr>
+        <w:ind w:left="5028" w:hanging="180"/>
+      </w:pPr>
+    </w:lvl>
+    <w:lvl w:ilvl="6" w:tplc="2C0A000F" w:tentative="1">
+      <w:start w:val="1"/>
+      <w:numFmt w:val="decimal"/>
+      <w:lvlText w:val="%7."/>
+      <w:lvlJc w:val="left"/>
+      <w:pPr>
+        <w:ind w:left="5748" w:hanging="360"/>
+      </w:pPr>
+    </w:lvl>
+    <w:lvl w:ilvl="7" w:tplc="2C0A0019" w:tentative="1">
+      <w:start w:val="1"/>
+      <w:numFmt w:val="lowerLetter"/>
+      <w:lvlText w:val="%8."/>
+      <w:lvlJc w:val="left"/>
+      <w:pPr>
+        <w:ind w:left="6468" w:hanging="360"/>
+      </w:pPr>
+    </w:lvl>
+    <w:lvl w:ilvl="8" w:tplc="2C0A001B" w:tentative="1">
+      <w:start w:val="1"/>
+      <w:numFmt w:val="lowerRoman"/>
+      <w:lvlText w:val="%9."/>
+      <w:lvlJc w:val="right"/>
+      <w:pPr>
+        <w:ind w:left="7188" w:hanging="180"/>
+      </w:pPr>
+    </w:lvl>
+  </w:abstractNum>
+  <w:abstractNum w:abstractNumId="1" w15:restartNumberingAfterBreak="0">
+    <w:nsid w:val="701D4F68"/>
+    <w:multiLevelType w:val="hybridMultilevel"/>
+    <w:tmpl w:val="016010C8"/>
+    <w:lvl w:ilvl="0" w:tplc="2C0A000F">
+      <w:start w:val="1"/>
+      <w:numFmt w:val="decimal"/>
+      <w:lvlText w:val="%1."/>
+      <w:lvlJc w:val="left"/>
+      <w:pPr>
+        <w:ind w:left="1428" w:hanging="360"/>
+      </w:pPr>
+    </w:lvl>
+    <w:lvl w:ilvl="1" w:tplc="2C0A0019" w:tentative="1">
+      <w:start w:val="1"/>
+      <w:numFmt w:val="lowerLetter"/>
+      <w:lvlText w:val="%2."/>
+      <w:lvlJc w:val="left"/>
+      <w:pPr>
+        <w:ind w:left="2148" w:hanging="360"/>
+      </w:pPr>
+    </w:lvl>
+    <w:lvl w:ilvl="2" w:tplc="2C0A001B" w:tentative="1">
+      <w:start w:val="1"/>
+      <w:numFmt w:val="lowerRoman"/>
+      <w:lvlText w:val="%3."/>
+      <w:lvlJc w:val="right"/>
+      <w:pPr>
+        <w:ind w:left="2868" w:hanging="180"/>
+      </w:pPr>
+    </w:lvl>
+    <w:lvl w:ilvl="3" w:tplc="2C0A000F" w:tentative="1">
+      <w:start w:val="1"/>
+      <w:numFmt w:val="decimal"/>
+      <w:lvlText w:val="%4."/>
+      <w:lvlJc w:val="left"/>
+      <w:pPr>
+        <w:ind w:left="3588" w:hanging="360"/>
+      </w:pPr>
+    </w:lvl>
+    <w:lvl w:ilvl="4" w:tplc="2C0A0019" w:tentative="1">
+      <w:start w:val="1"/>
+      <w:numFmt w:val="lowerLetter"/>
+      <w:lvlText w:val="%5."/>
+      <w:lvlJc w:val="left"/>
+      <w:pPr>
+        <w:ind w:left="4308" w:hanging="360"/>
+      </w:pPr>
+    </w:lvl>
+    <w:lvl w:ilvl="5" w:tplc="2C0A001B" w:tentative="1">
+      <w:start w:val="1"/>
+      <w:numFmt w:val="lowerRoman"/>
+      <w:lvlText w:val="%6."/>
+      <w:lvlJc w:val="right"/>
+      <w:pPr>
+        <w:ind w:left="5028" w:hanging="180"/>
+      </w:pPr>
+    </w:lvl>
+    <w:lvl w:ilvl="6" w:tplc="2C0A000F" w:tentative="1">
+      <w:start w:val="1"/>
+      <w:numFmt w:val="decimal"/>
+      <w:lvlText w:val="%7."/>
+      <w:lvlJc w:val="left"/>
+      <w:pPr>
+        <w:ind w:left="5748" w:hanging="360"/>
+      </w:pPr>
+    </w:lvl>
+    <w:lvl w:ilvl="7" w:tplc="2C0A0019" w:tentative="1">
+      <w:start w:val="1"/>
+      <w:numFmt w:val="lowerLetter"/>
+      <w:lvlText w:val="%8."/>
+      <w:lvlJc w:val="left"/>
+      <w:pPr>
+        <w:ind w:left="6468" w:hanging="360"/>
+      </w:pPr>
+    </w:lvl>
+    <w:lvl w:ilvl="8" w:tplc="2C0A001B" w:tentative="1">
+      <w:start w:val="1"/>
+      <w:numFmt w:val="lowerRoman"/>
+      <w:lvlText w:val="%9."/>
+      <w:lvlJc w:val="right"/>
+      <w:pPr>
+        <w:ind w:left="7188" w:hanging="180"/>
+      </w:pPr>
+    </w:lvl>
+  </w:abstractNum>
+  <w:num w:numId="1" w16cid:durableId="562258746">
+    <w:abstractNumId w:val="1"/>
+  </w:num>
+  <w:num w:numId="2" w16cid:durableId="389963378">
+    <w:abstractNumId w:val="0"/>
+  </w:num>
+</w:numbering>
 </file>
 
 <file path=word/styles.xml><?xml version="1.0" encoding="utf-8"?>
@@ -1228,7 +2070,6 @@
   <w:style w:type="character" w:default="1" w:styleId="Fuentedeprrafopredeter">
     <w:name w:val="Default Paragraph Font"/>
     <w:uiPriority w:val="1"/>
-    <w:semiHidden/>
     <w:unhideWhenUsed/>
   </w:style>
   <w:style w:type="table" w:default="1" w:styleId="Tablanormal">
